--- a/powerapps/documents-TI/SRHVQ_Architecture-application.docx
+++ b/powerapps/documents-TI/SRHVQ_Architecture-application.docx
@@ -1160,19 +1160,19 @@
               <w:jc w:val="left"/>
             </w:pPr>
             <w:r>
-              <w:t xml:space="preserve">Références de connexion</w:t>
-            </w:r>
-          </w:p>
-        </w:tc>
-        <w:tc>
-          <w:tcPr/>
-          <w:p>
-            <w:pPr>
-              <w:pStyle w:val="Compact"/>
-              <w:jc w:val="left"/>
-            </w:pPr>
-            <w:r>
-              <w:t xml:space="preserve">SharePoint Appreciation · Utilisateurs Office 365 Appreciations · Outlook Appreciations · OneDrive Appreciations</w:t>
+              <w:t xml:space="preserve">Références de connexion (6)</w:t>
+            </w:r>
+          </w:p>
+        </w:tc>
+        <w:tc>
+          <w:tcPr/>
+          <w:p>
+            <w:pPr>
+              <w:pStyle w:val="Compact"/>
+              <w:jc w:val="left"/>
+            </w:pPr>
+            <w:r>
+              <w:t xml:space="preserve">SharePoint Appreciations · Outlook Appreciations · Utilisateurs Office 365 Appreciations · OneDrive Entreprise RHDSSTDAAT-1b68d · SharePoint RHDSSTDAAT-11da3 · Office 365 Outlook Gestion_formulaire_approb…</w:t>
             </w:r>
           </w:p>
         </w:tc>
